--- a/info_parser_from_docx/information/Eisen.docx
+++ b/info_parser_from_docx/information/Eisen.docx
@@ -45,83 +45,20 @@
           <w:szCs w:val="24"/>
         </w:rPr>
       </w:pPr>
-      <w:r>
-        <w:rPr>
-          <w:rFonts w:ascii="Arial" w:hAnsi="Arial" w:cs="Arial"/>
-          <w:sz w:val="24"/>
-          <w:szCs w:val="24"/>
-        </w:rPr>
-        <w:t>Täglich abgedeckt 5,</w:t>
-      </w:r>
-      <w:r>
-        <w:rPr>
-          <w:rFonts w:ascii="Arial" w:hAnsi="Arial" w:cs="Arial"/>
-          <w:sz w:val="24"/>
-          <w:szCs w:val="24"/>
-        </w:rPr>
-        <w:t>8</w:t>
-      </w:r>
-      <w:r>
-        <w:rPr>
-          <w:rFonts w:ascii="Arial" w:hAnsi="Arial" w:cs="Arial"/>
-          <w:sz w:val="24"/>
-          <w:szCs w:val="24"/>
-        </w:rPr>
-        <w:t xml:space="preserve"> mg</w:t>
-      </w:r>
-    </w:p>
-    <w:p>
-      <w:pPr>
-        <w:rPr>
-          <w:rFonts w:ascii="Arial" w:hAnsi="Arial" w:cs="Arial"/>
-          <w:sz w:val="24"/>
-          <w:szCs w:val="24"/>
-        </w:rPr>
-      </w:pPr>
-    </w:p>
-    <w:p>
-      <w:pPr>
-        <w:rPr>
-          <w:rFonts w:ascii="Arial" w:hAnsi="Arial" w:cs="Arial"/>
-          <w:sz w:val="24"/>
-          <w:szCs w:val="24"/>
-          <w:lang w:val="en-GB"/>
-        </w:rPr>
-      </w:pPr>
-      <w:r>
-        <w:rPr>
-          <w:rFonts w:ascii="Arial" w:hAnsi="Arial" w:cs="Arial"/>
-          <w:sz w:val="24"/>
-          <w:szCs w:val="24"/>
-          <w:lang w:val="en-GB"/>
-        </w:rPr>
-        <w:t xml:space="preserve">Banane 100 g </w:t>
-      </w:r>
-      <w:r>
-        <w:rPr>
-          <w:rFonts w:ascii="Arial" w:hAnsi="Arial" w:cs="Arial"/>
-          <w:sz w:val="24"/>
-          <w:szCs w:val="24"/>
-          <w:lang w:val="en-GB"/>
-        </w:rPr>
-        <w:t>0,55 mg</w:t>
-      </w:r>
-    </w:p>
-    <w:p>
-      <w:pPr>
-        <w:rPr>
-          <w:rFonts w:ascii="Arial" w:hAnsi="Arial" w:cs="Arial"/>
-          <w:sz w:val="24"/>
-          <w:szCs w:val="24"/>
-          <w:lang w:val="en-GB"/>
-        </w:rPr>
-      </w:pPr>
-      <w:r>
-        <w:rPr>
-          <w:rFonts w:ascii="Arial" w:hAnsi="Arial" w:cs="Arial"/>
-          <w:sz w:val="24"/>
-          <w:szCs w:val="24"/>
-          <w:lang w:val="en-GB"/>
+    </w:p>
+    <w:p>
+      <w:pPr>
+        <w:rPr>
+          <w:rFonts w:ascii="Arial" w:hAnsi="Arial" w:cs="Arial"/>
+          <w:sz w:val="24"/>
+          <w:szCs w:val="24"/>
+        </w:rPr>
+      </w:pPr>
+      <w:r>
+        <w:rPr>
+          <w:rFonts w:ascii="Arial" w:hAnsi="Arial" w:cs="Arial"/>
+          <w:sz w:val="24"/>
+          <w:szCs w:val="24"/>
         </w:rPr>
         <w:t xml:space="preserve">Honigmelone 100 g </w:t>
       </w:r>
@@ -130,7 +67,6 @@
           <w:rFonts w:ascii="Arial" w:hAnsi="Arial" w:cs="Arial"/>
           <w:sz w:val="24"/>
           <w:szCs w:val="24"/>
-          <w:lang w:val="en-GB"/>
         </w:rPr>
         <w:t>0,2</w:t>
       </w:r>
@@ -139,7 +75,6 @@
           <w:rFonts w:ascii="Arial" w:hAnsi="Arial" w:cs="Arial"/>
           <w:sz w:val="24"/>
           <w:szCs w:val="24"/>
-          <w:lang w:val="en-GB"/>
         </w:rPr>
         <w:t xml:space="preserve"> </w:t>
       </w:r>
@@ -148,7 +83,6 @@
           <w:rFonts w:ascii="Arial" w:hAnsi="Arial" w:cs="Arial"/>
           <w:sz w:val="24"/>
           <w:szCs w:val="24"/>
-          <w:lang w:val="en-GB"/>
         </w:rPr>
         <w:t>mg</w:t>
       </w:r>
@@ -161,13 +95,23 @@
           <w:szCs w:val="24"/>
         </w:rPr>
       </w:pPr>
-      <w:r>
-        <w:rPr>
-          <w:rFonts w:ascii="Arial" w:hAnsi="Arial" w:cs="Arial"/>
-          <w:sz w:val="24"/>
-          <w:szCs w:val="24"/>
-        </w:rPr>
-        <w:t>Parboiledreisgegart 360 g</w:t>
+      <w:proofErr w:type="spellStart"/>
+      <w:r>
+        <w:rPr>
+          <w:rFonts w:ascii="Arial" w:hAnsi="Arial" w:cs="Arial"/>
+          <w:sz w:val="24"/>
+          <w:szCs w:val="24"/>
+        </w:rPr>
+        <w:t>Parboiledreisgegart</w:t>
+      </w:r>
+      <w:proofErr w:type="spellEnd"/>
+      <w:r>
+        <w:rPr>
+          <w:rFonts w:ascii="Arial" w:hAnsi="Arial" w:cs="Arial"/>
+          <w:sz w:val="24"/>
+          <w:szCs w:val="24"/>
+        </w:rPr>
+        <w:t xml:space="preserve"> 360 g</w:t>
       </w:r>
       <w:r>
         <w:rPr>
@@ -277,22 +221,23 @@
           <w:szCs w:val="24"/>
         </w:rPr>
       </w:pPr>
-    </w:p>
-    <w:p>
-      <w:pPr>
-        <w:rPr>
-          <w:rFonts w:ascii="Arial" w:hAnsi="Arial" w:cs="Arial"/>
-          <w:sz w:val="24"/>
-          <w:szCs w:val="24"/>
-        </w:rPr>
-      </w:pPr>
-      <w:r>
-        <w:rPr>
-          <w:rFonts w:ascii="Arial" w:hAnsi="Arial" w:cs="Arial"/>
-          <w:sz w:val="24"/>
-          <w:szCs w:val="24"/>
-        </w:rPr>
-        <w:t xml:space="preserve">Brokkoligegart 100 g </w:t>
+      <w:proofErr w:type="spellStart"/>
+      <w:r>
+        <w:rPr>
+          <w:rFonts w:ascii="Arial" w:hAnsi="Arial" w:cs="Arial"/>
+          <w:sz w:val="24"/>
+          <w:szCs w:val="24"/>
+        </w:rPr>
+        <w:t>Brokkoligegart</w:t>
+      </w:r>
+      <w:proofErr w:type="spellEnd"/>
+      <w:r>
+        <w:rPr>
+          <w:rFonts w:ascii="Arial" w:hAnsi="Arial" w:cs="Arial"/>
+          <w:sz w:val="24"/>
+          <w:szCs w:val="24"/>
+        </w:rPr>
+        <w:t xml:space="preserve"> 100 g </w:t>
       </w:r>
       <w:r>
         <w:rPr>
@@ -336,13 +281,23 @@
           <w:szCs w:val="24"/>
         </w:rPr>
       </w:pPr>
-      <w:r>
-        <w:rPr>
-          <w:rFonts w:ascii="Arial" w:hAnsi="Arial" w:cs="Arial"/>
-          <w:sz w:val="24"/>
-          <w:szCs w:val="24"/>
-        </w:rPr>
-        <w:t xml:space="preserve">Möhregegart 100 g </w:t>
+      <w:proofErr w:type="spellStart"/>
+      <w:r>
+        <w:rPr>
+          <w:rFonts w:ascii="Arial" w:hAnsi="Arial" w:cs="Arial"/>
+          <w:sz w:val="24"/>
+          <w:szCs w:val="24"/>
+        </w:rPr>
+        <w:t>Möhregegart</w:t>
+      </w:r>
+      <w:proofErr w:type="spellEnd"/>
+      <w:r>
+        <w:rPr>
+          <w:rFonts w:ascii="Arial" w:hAnsi="Arial" w:cs="Arial"/>
+          <w:sz w:val="24"/>
+          <w:szCs w:val="24"/>
+        </w:rPr>
+        <w:t xml:space="preserve"> 100 g </w:t>
       </w:r>
       <w:r>
         <w:rPr>
@@ -361,6 +316,7 @@
           <w:szCs w:val="24"/>
         </w:rPr>
       </w:pPr>
+      <w:proofErr w:type="spellStart"/>
       <w:r>
         <w:rPr>
           <w:rFonts w:ascii="Arial" w:hAnsi="Arial" w:cs="Arial"/>
@@ -379,6 +335,7 @@
         </w:rPr>
         <w:t>gegart</w:t>
       </w:r>
+      <w:proofErr w:type="spellEnd"/>
       <w:r>
         <w:rPr>
           <w:rFonts w:ascii="Arial" w:hAnsi="Arial" w:cs="Arial"/>
@@ -404,6 +361,7 @@
           <w:szCs w:val="24"/>
         </w:rPr>
       </w:pPr>
+      <w:proofErr w:type="spellStart"/>
       <w:r>
         <w:rPr>
           <w:rFonts w:ascii="Arial" w:hAnsi="Arial" w:cs="Arial"/>
@@ -422,6 +380,7 @@
         </w:rPr>
         <w:t>gegart</w:t>
       </w:r>
+      <w:proofErr w:type="spellEnd"/>
       <w:r>
         <w:rPr>
           <w:rFonts w:ascii="Arial" w:hAnsi="Arial" w:cs="Arial"/>
@@ -533,15 +492,6 @@
           <w:szCs w:val="24"/>
         </w:rPr>
       </w:pPr>
-    </w:p>
-    <w:p>
-      <w:pPr>
-        <w:rPr>
-          <w:rFonts w:ascii="Arial" w:hAnsi="Arial" w:cs="Arial"/>
-          <w:sz w:val="24"/>
-          <w:szCs w:val="24"/>
-        </w:rPr>
-      </w:pPr>
       <w:r>
         <w:rPr>
           <w:rFonts w:ascii="Arial" w:hAnsi="Arial" w:cs="Arial"/>
@@ -592,15 +542,6 @@
           <w:szCs w:val="24"/>
         </w:rPr>
       </w:pPr>
-    </w:p>
-    <w:p>
-      <w:pPr>
-        <w:rPr>
-          <w:rFonts w:ascii="Arial" w:hAnsi="Arial" w:cs="Arial"/>
-          <w:sz w:val="24"/>
-          <w:szCs w:val="24"/>
-        </w:rPr>
-      </w:pPr>
       <w:r>
         <w:rPr>
           <w:rFonts w:ascii="Arial" w:hAnsi="Arial" w:cs="Arial"/>
@@ -660,6 +601,7 @@
           <w:szCs w:val="24"/>
         </w:rPr>
       </w:pPr>
+      <w:proofErr w:type="spellStart"/>
       <w:r>
         <w:rPr>
           <w:rFonts w:ascii="Arial" w:hAnsi="Arial" w:cs="Arial"/>
@@ -686,6 +628,7 @@
         </w:rPr>
         <w:t>gegart</w:t>
       </w:r>
+      <w:proofErr w:type="spellEnd"/>
       <w:r>
         <w:rPr>
           <w:rFonts w:ascii="Arial" w:hAnsi="Arial" w:cs="Arial"/>
@@ -703,6 +646,7 @@
           <w:szCs w:val="24"/>
         </w:rPr>
       </w:pPr>
+      <w:proofErr w:type="spellStart"/>
       <w:r>
         <w:rPr>
           <w:rFonts w:ascii="Arial" w:hAnsi="Arial" w:cs="Arial"/>
@@ -721,6 +665,7 @@
         </w:rPr>
         <w:t>gegart</w:t>
       </w:r>
+      <w:proofErr w:type="spellEnd"/>
       <w:r>
         <w:rPr>
           <w:rFonts w:ascii="Arial" w:hAnsi="Arial" w:cs="Arial"/>
@@ -773,6 +718,14 @@
       <w:r>
         <w:rPr>
           <w:rFonts w:ascii="Arial" w:hAnsi="Arial" w:cs="Arial"/>
+          <w:sz w:val="24"/>
+          <w:szCs w:val="24"/>
+        </w:rPr>
+        <w:t>s</w:t>
+      </w:r>
+      <w:r>
+        <w:rPr>
+          <w:rFonts w:ascii="Arial" w:hAnsi="Arial" w:cs="Arial"/>
           <w:kern w:val="0"/>
           <w:sz w:val="24"/>
           <w:szCs w:val="24"/>
@@ -786,7 +739,7 @@
           <w:sz w:val="24"/>
           <w:szCs w:val="24"/>
         </w:rPr>
-        <w:t xml:space="preserve">s 245 g </w:t>
+        <w:t xml:space="preserve"> 245 g </w:t>
       </w:r>
       <w:r>
         <w:rPr>
@@ -811,23 +764,6 @@
           <w:sz w:val="24"/>
           <w:szCs w:val="24"/>
         </w:rPr>
-        <w:t xml:space="preserve"> </w:t>
-      </w:r>
-    </w:p>
-    <w:p>
-      <w:pPr>
-        <w:rPr>
-          <w:rFonts w:ascii="Arial" w:hAnsi="Arial" w:cs="Arial"/>
-          <w:sz w:val="24"/>
-          <w:szCs w:val="24"/>
-        </w:rPr>
-      </w:pPr>
-      <w:r>
-        <w:rPr>
-          <w:rFonts w:ascii="Arial" w:hAnsi="Arial" w:cs="Arial"/>
-          <w:sz w:val="24"/>
-          <w:szCs w:val="24"/>
-        </w:rPr>
         <w:t>Hähnchenbrustfilet</w:t>
       </w:r>
       <w:r>
@@ -854,14 +790,6 @@
         </w:rPr>
         <w:t xml:space="preserve"> 1,23 mg</w:t>
       </w:r>
-      <w:r>
-        <w:rPr>
-          <w:rFonts w:ascii="Arial" w:hAnsi="Arial" w:cs="Arial"/>
-          <w:sz w:val="24"/>
-          <w:szCs w:val="24"/>
-        </w:rPr>
-        <w:t xml:space="preserve">  </w:t>
-      </w:r>
     </w:p>
     <w:p>
       <w:pPr>
@@ -939,51 +867,28 @@
           <w:szCs w:val="24"/>
         </w:rPr>
       </w:pPr>
-    </w:p>
-    <w:p>
-      <w:pPr>
-        <w:rPr>
-          <w:rFonts w:ascii="Arial" w:hAnsi="Arial" w:cs="Arial"/>
-          <w:sz w:val="24"/>
-          <w:szCs w:val="24"/>
-          <w:lang w:val="en-GB"/>
-        </w:rPr>
-      </w:pPr>
-      <w:r>
-        <w:rPr>
-          <w:rFonts w:ascii="Arial" w:hAnsi="Arial" w:cs="Arial"/>
-          <w:sz w:val="24"/>
-          <w:szCs w:val="24"/>
-          <w:lang w:val="en-GB"/>
-        </w:rPr>
-        <w:lastRenderedPageBreak/>
-        <w:t xml:space="preserve">Skyr 200 g </w:t>
-      </w:r>
-      <w:r>
-        <w:rPr>
-          <w:rFonts w:ascii="Arial" w:hAnsi="Arial" w:cs="Arial"/>
-          <w:sz w:val="24"/>
-          <w:szCs w:val="24"/>
-          <w:lang w:val="en-GB"/>
-        </w:rPr>
-        <w:t>0,2 mg</w:t>
-      </w:r>
-    </w:p>
-    <w:p>
-      <w:pPr>
-        <w:rPr>
-          <w:rFonts w:ascii="Arial" w:hAnsi="Arial" w:cs="Arial"/>
-          <w:sz w:val="24"/>
-          <w:szCs w:val="24"/>
-          <w:lang w:val="en-GB"/>
-        </w:rPr>
-      </w:pPr>
-      <w:r>
-        <w:rPr>
-          <w:rFonts w:ascii="Arial" w:hAnsi="Arial" w:cs="Arial"/>
-          <w:sz w:val="24"/>
-          <w:szCs w:val="24"/>
-          <w:lang w:val="en-GB"/>
+      <w:r>
+        <w:rPr>
+          <w:rFonts w:ascii="Arial" w:hAnsi="Arial" w:cs="Arial"/>
+          <w:sz w:val="24"/>
+          <w:szCs w:val="24"/>
+        </w:rPr>
+        <w:t>Joghurt 100 g 0,05 mg</w:t>
+      </w:r>
+    </w:p>
+    <w:p>
+      <w:pPr>
+        <w:rPr>
+          <w:rFonts w:ascii="Arial" w:hAnsi="Arial" w:cs="Arial"/>
+          <w:sz w:val="24"/>
+          <w:szCs w:val="24"/>
+        </w:rPr>
+      </w:pPr>
+      <w:r>
+        <w:rPr>
+          <w:rFonts w:ascii="Arial" w:hAnsi="Arial" w:cs="Arial"/>
+          <w:sz w:val="24"/>
+          <w:szCs w:val="24"/>
         </w:rPr>
         <w:t xml:space="preserve">Macadamianuss 25 g </w:t>
       </w:r>
@@ -992,7 +897,6 @@
           <w:rFonts w:ascii="Arial" w:hAnsi="Arial" w:cs="Arial"/>
           <w:sz w:val="24"/>
           <w:szCs w:val="24"/>
-          <w:lang w:val="en-GB"/>
         </w:rPr>
         <w:t>0,44 mg</w:t>
       </w:r>
@@ -1011,31 +915,6 @@
           <w:sz w:val="24"/>
           <w:szCs w:val="24"/>
         </w:rPr>
-        <w:t xml:space="preserve">geröstetegesalzeneKürbiskerne 25 g </w:t>
-      </w:r>
-      <w:r>
-        <w:rPr>
-          <w:rFonts w:ascii="Arial" w:hAnsi="Arial" w:cs="Arial"/>
-          <w:sz w:val="24"/>
-          <w:szCs w:val="24"/>
-        </w:rPr>
-        <w:t>1,22 mg</w:t>
-      </w:r>
-    </w:p>
-    <w:p>
-      <w:pPr>
-        <w:rPr>
-          <w:rFonts w:ascii="Arial" w:hAnsi="Arial" w:cs="Arial"/>
-          <w:sz w:val="24"/>
-          <w:szCs w:val="24"/>
-        </w:rPr>
-      </w:pPr>
-      <w:r>
-        <w:rPr>
-          <w:rFonts w:ascii="Arial" w:hAnsi="Arial" w:cs="Arial"/>
-          <w:sz w:val="24"/>
-          <w:szCs w:val="24"/>
-        </w:rPr>
         <w:t xml:space="preserve">Kürbiskerne 25 g </w:t>
       </w:r>
       <w:r>
@@ -1086,40 +965,6 @@
           <w:sz w:val="24"/>
           <w:szCs w:val="24"/>
         </w:rPr>
-        <w:t xml:space="preserve">Walnuss 20 g </w:t>
-      </w:r>
-      <w:r>
-        <w:rPr>
-          <w:rFonts w:ascii="Arial" w:hAnsi="Arial" w:cs="Arial"/>
-          <w:sz w:val="24"/>
-          <w:szCs w:val="24"/>
-        </w:rPr>
-        <w:t>0,55 mg</w:t>
-      </w:r>
-    </w:p>
-    <w:p>
-      <w:pPr>
-        <w:rPr>
-          <w:rFonts w:ascii="Arial" w:hAnsi="Arial" w:cs="Arial"/>
-          <w:sz w:val="24"/>
-          <w:szCs w:val="24"/>
-        </w:rPr>
-      </w:pPr>
-    </w:p>
-    <w:p>
-      <w:pPr>
-        <w:rPr>
-          <w:rFonts w:ascii="Arial" w:hAnsi="Arial" w:cs="Arial"/>
-          <w:sz w:val="24"/>
-          <w:szCs w:val="24"/>
-        </w:rPr>
-      </w:pPr>
-      <w:r>
-        <w:rPr>
-          <w:rFonts w:ascii="Arial" w:hAnsi="Arial" w:cs="Arial"/>
-          <w:sz w:val="24"/>
-          <w:szCs w:val="24"/>
-        </w:rPr>
         <w:t xml:space="preserve">Zucchinigegart 130 g </w:t>
       </w:r>
       <w:r>
@@ -1139,13 +984,23 @@
           <w:szCs w:val="24"/>
         </w:rPr>
       </w:pPr>
-      <w:r>
-        <w:rPr>
-          <w:rFonts w:ascii="Arial" w:hAnsi="Arial" w:cs="Arial"/>
-          <w:sz w:val="24"/>
-          <w:szCs w:val="24"/>
-        </w:rPr>
-        <w:t xml:space="preserve">Gurkegegart 130 g </w:t>
+      <w:proofErr w:type="spellStart"/>
+      <w:r>
+        <w:rPr>
+          <w:rFonts w:ascii="Arial" w:hAnsi="Arial" w:cs="Arial"/>
+          <w:sz w:val="24"/>
+          <w:szCs w:val="24"/>
+        </w:rPr>
+        <w:t>Gurkegegart</w:t>
+      </w:r>
+      <w:proofErr w:type="spellEnd"/>
+      <w:r>
+        <w:rPr>
+          <w:rFonts w:ascii="Arial" w:hAnsi="Arial" w:cs="Arial"/>
+          <w:sz w:val="24"/>
+          <w:szCs w:val="24"/>
+        </w:rPr>
+        <w:t xml:space="preserve"> 130 g </w:t>
       </w:r>
       <w:r>
         <w:rPr>
@@ -1160,20 +1015,14 @@
     <w:p>
       <w:pPr>
         <w:rPr>
-          <w:sz w:val="24"/>
-          <w:szCs w:val="24"/>
-        </w:rPr>
-      </w:pPr>
-      <w:r>
-        <w:rPr>
           <w:rFonts w:ascii="Arial" w:hAnsi="Arial" w:cs="Arial"/>
           <w:kern w:val="0"/>
           <w:sz w:val="24"/>
           <w:szCs w:val="24"/>
           <w14:ligatures w14:val="none"/>
         </w:rPr>
-        <w:t xml:space="preserve">Urdinkelnudelngegart 100 g </w:t>
-      </w:r>
+      </w:pPr>
+      <w:proofErr w:type="spellStart"/>
       <w:r>
         <w:rPr>
           <w:rFonts w:ascii="Arial" w:hAnsi="Arial" w:cs="Arial"/>
@@ -1182,20 +1031,30 @@
           <w:szCs w:val="24"/>
           <w14:ligatures w14:val="none"/>
         </w:rPr>
+        <w:t>Urdinkelnudelngegart</w:t>
+      </w:r>
+      <w:proofErr w:type="spellEnd"/>
+      <w:r>
+        <w:rPr>
+          <w:rFonts w:ascii="Arial" w:hAnsi="Arial" w:cs="Arial"/>
+          <w:kern w:val="0"/>
+          <w:sz w:val="24"/>
+          <w:szCs w:val="24"/>
+          <w14:ligatures w14:val="none"/>
+        </w:rPr>
+        <w:t xml:space="preserve"> 100 g </w:t>
+      </w:r>
+      <w:r>
+        <w:rPr>
+          <w:rFonts w:ascii="Arial" w:hAnsi="Arial" w:cs="Arial"/>
+          <w:kern w:val="0"/>
+          <w:sz w:val="24"/>
+          <w:szCs w:val="24"/>
+          <w14:ligatures w14:val="none"/>
+        </w:rPr>
         <w:t>2,6 mg</w:t>
       </w:r>
     </w:p>
-    <w:p>
-      <w:pPr>
-        <w:rPr>
-          <w:sz w:val="24"/>
-          <w:szCs w:val="24"/>
-        </w:rPr>
-      </w:pPr>
-    </w:p>
-    <w:p/>
-    <w:p/>
-    <w:p/>
     <w:sectPr>
       <w:pgSz w:w="11906" w:h="16838"/>
       <w:pgMar w:top="1417" w:right="1417" w:bottom="1134" w:left="1417" w:header="708" w:footer="708" w:gutter="0"/>
